--- a/LR4/ЛР4-Дрягин.docx
+++ b/LR4/ЛР4-Дрягин.docx
@@ -5,7 +5,7 @@
     <w:p>
       <w:pPr>
         <w:pStyle w:val="1"/>
-        <w:spacing w:line="360" w:lineRule="auto"/>
+        <w:spacing w:before="0" w:after="0" w:line="360" w:lineRule="auto"/>
         <w:rPr>
           <w:rFonts w:ascii="Times New Roman" w:hAnsi="Times New Roman" w:cs="Times New Roman"/>
           <w:color w:val="000000" w:themeColor="text1"/>
@@ -90,7 +90,7 @@
     <w:p>
       <w:pPr>
         <w:pStyle w:val="1"/>
-        <w:spacing w:line="360" w:lineRule="auto"/>
+        <w:spacing w:before="0" w:after="0" w:line="360" w:lineRule="auto"/>
         <w:rPr>
           <w:rFonts w:ascii="Times New Roman" w:hAnsi="Times New Roman" w:cs="Times New Roman"/>
           <w:color w:val="000000" w:themeColor="text1"/>
@@ -113,7 +113,7 @@
     <w:p>
       <w:pPr>
         <w:pStyle w:val="ac"/>
-        <w:spacing w:line="360" w:lineRule="auto"/>
+        <w:spacing w:before="0" w:beforeAutospacing="0" w:after="0" w:afterAutospacing="0" w:line="360" w:lineRule="auto"/>
         <w:rPr>
           <w:color w:val="000000" w:themeColor="text1"/>
           <w:sz w:val="28"/>
@@ -153,7 +153,7 @@
     <w:p>
       <w:pPr>
         <w:pStyle w:val="ac"/>
-        <w:spacing w:line="360" w:lineRule="auto"/>
+        <w:spacing w:before="0" w:beforeAutospacing="0" w:after="0" w:afterAutospacing="0" w:line="360" w:lineRule="auto"/>
         <w:rPr>
           <w:color w:val="000000" w:themeColor="text1"/>
           <w:sz w:val="28"/>
@@ -266,7 +266,7 @@
     <w:p>
       <w:pPr>
         <w:pStyle w:val="2"/>
-        <w:spacing w:line="360" w:lineRule="auto"/>
+        <w:spacing w:before="0" w:after="0" w:line="360" w:lineRule="auto"/>
         <w:rPr>
           <w:rFonts w:ascii="Times New Roman" w:hAnsi="Times New Roman" w:cs="Times New Roman"/>
           <w:color w:val="000000" w:themeColor="text1"/>
@@ -285,7 +285,7 @@
     <w:p>
       <w:pPr>
         <w:pStyle w:val="ac"/>
-        <w:spacing w:line="360" w:lineRule="auto"/>
+        <w:spacing w:before="0" w:beforeAutospacing="0" w:after="0" w:afterAutospacing="0" w:line="360" w:lineRule="auto"/>
         <w:rPr>
           <w:color w:val="000000" w:themeColor="text1"/>
           <w:sz w:val="28"/>
@@ -382,7 +382,7 @@
     <w:p>
       <w:pPr>
         <w:pStyle w:val="ac"/>
-        <w:spacing w:line="360" w:lineRule="auto"/>
+        <w:spacing w:before="0" w:beforeAutospacing="0" w:after="0" w:afterAutospacing="0" w:line="360" w:lineRule="auto"/>
         <w:rPr>
           <w:b/>
           <w:bCs/>
@@ -405,7 +405,7 @@
     <w:p>
       <w:pPr>
         <w:pStyle w:val="2"/>
-        <w:spacing w:line="360" w:lineRule="auto"/>
+        <w:spacing w:before="0" w:after="0" w:line="360" w:lineRule="auto"/>
         <w:rPr>
           <w:rFonts w:ascii="Times New Roman" w:hAnsi="Times New Roman" w:cs="Times New Roman"/>
           <w:b/>
@@ -612,6 +612,7 @@
       <w:r>
         <w:rPr>
           <w:rFonts w:ascii="Times New Roman" w:hAnsi="Times New Roman" w:cs="Times New Roman"/>
+          <w:noProof/>
           <w:color w:val="000000" w:themeColor="text1"/>
           <w:sz w:val="28"/>
           <w:szCs w:val="28"/>
@@ -664,6 +665,7 @@
       <w:r>
         <w:rPr>
           <w:rFonts w:ascii="Times New Roman" w:hAnsi="Times New Roman" w:cs="Times New Roman"/>
+          <w:noProof/>
           <w:color w:val="000000" w:themeColor="text1"/>
           <w:sz w:val="28"/>
           <w:szCs w:val="28"/>
@@ -718,7 +720,7 @@
     <w:p>
       <w:pPr>
         <w:pStyle w:val="2"/>
-        <w:spacing w:line="360" w:lineRule="auto"/>
+        <w:spacing w:before="0" w:after="0" w:line="360" w:lineRule="auto"/>
         <w:rPr>
           <w:rFonts w:ascii="Times New Roman" w:hAnsi="Times New Roman" w:cs="Times New Roman"/>
           <w:b/>
@@ -810,6 +812,7 @@
       <w:r>
         <w:rPr>
           <w:rFonts w:ascii="Times New Roman" w:hAnsi="Times New Roman" w:cs="Times New Roman"/>
+          <w:noProof/>
           <w:color w:val="000000" w:themeColor="text1"/>
           <w:sz w:val="28"/>
           <w:szCs w:val="28"/>
@@ -929,6 +932,7 @@
       <w:r>
         <w:rPr>
           <w:rFonts w:ascii="Times New Roman" w:hAnsi="Times New Roman" w:cs="Times New Roman"/>
+          <w:noProof/>
           <w:color w:val="000000" w:themeColor="text1"/>
           <w:sz w:val="28"/>
           <w:szCs w:val="28"/>
@@ -977,7 +981,7 @@
         <w:overflowPunct/>
         <w:autoSpaceDE/>
         <w:autoSpaceDN/>
-        <w:spacing w:after="160" w:line="360" w:lineRule="auto"/>
+        <w:spacing w:line="360" w:lineRule="auto"/>
         <w:textAlignment w:val="auto"/>
         <w:rPr>
           <w:rFonts w:ascii="Times New Roman" w:hAnsi="Times New Roman" w:cs="Times New Roman"/>
@@ -1022,7 +1026,7 @@
         <w:overflowPunct/>
         <w:autoSpaceDE/>
         <w:autoSpaceDN/>
-        <w:spacing w:after="160" w:line="360" w:lineRule="auto"/>
+        <w:spacing w:line="360" w:lineRule="auto"/>
         <w:textAlignment w:val="auto"/>
         <w:rPr>
           <w:rFonts w:ascii="Times New Roman" w:hAnsi="Times New Roman" w:cs="Times New Roman"/>
@@ -1034,6 +1038,7 @@
       <w:r>
         <w:rPr>
           <w:rFonts w:ascii="Times New Roman" w:hAnsi="Times New Roman" w:cs="Times New Roman"/>
+          <w:noProof/>
           <w:color w:val="000000" w:themeColor="text1"/>
           <w:sz w:val="28"/>
           <w:szCs w:val="28"/>
@@ -1084,6 +1089,7 @@
       <w:r>
         <w:rPr>
           <w:rFonts w:ascii="Times New Roman" w:hAnsi="Times New Roman" w:cs="Times New Roman"/>
+          <w:noProof/>
           <w:color w:val="000000" w:themeColor="text1"/>
           <w:sz w:val="28"/>
           <w:szCs w:val="28"/>
@@ -1132,111 +1138,32 @@
         <w:overflowPunct/>
         <w:autoSpaceDE/>
         <w:autoSpaceDN/>
-        <w:spacing w:after="160" w:line="360" w:lineRule="auto"/>
+        <w:spacing w:line="360" w:lineRule="auto"/>
         <w:textAlignment w:val="auto"/>
         <w:rPr>
           <w:rFonts w:ascii="Times New Roman" w:hAnsi="Times New Roman" w:cs="Times New Roman"/>
           <w:color w:val="000000" w:themeColor="text1"/>
           <w:sz w:val="28"/>
           <w:szCs w:val="28"/>
-        </w:rPr>
-      </w:pPr>
-      <w:r>
-        <w:rPr>
-          <w:rFonts w:ascii="Times New Roman" w:hAnsi="Times New Roman" w:cs="Times New Roman"/>
-          <w:color w:val="000000" w:themeColor="text1"/>
-          <w:sz w:val="28"/>
-          <w:szCs w:val="28"/>
-        </w:rPr>
-        <w:t>Для репозитория заказов и продукции добави</w:t>
-      </w:r>
-      <w:r>
-        <w:rPr>
-          <w:rFonts w:ascii="Times New Roman" w:hAnsi="Times New Roman" w:cs="Times New Roman"/>
-          <w:color w:val="000000" w:themeColor="text1"/>
-          <w:sz w:val="28"/>
-          <w:szCs w:val="28"/>
-        </w:rPr>
-        <w:t>л</w:t>
-      </w:r>
-      <w:r>
-        <w:rPr>
-          <w:rFonts w:ascii="Times New Roman" w:hAnsi="Times New Roman" w:cs="Times New Roman"/>
-          <w:color w:val="000000" w:themeColor="text1"/>
-          <w:sz w:val="28"/>
-          <w:szCs w:val="28"/>
-        </w:rPr>
-        <w:t xml:space="preserve"> тесты создания, обновления, получения списка, получения конкретного заказа и удаления. При этом </w:t>
-      </w:r>
-      <w:r>
-        <w:rPr>
-          <w:rFonts w:ascii="Times New Roman" w:hAnsi="Times New Roman" w:cs="Times New Roman"/>
-          <w:color w:val="000000" w:themeColor="text1"/>
-          <w:sz w:val="28"/>
-          <w:szCs w:val="28"/>
-        </w:rPr>
-        <w:t>учёл случай</w:t>
-      </w:r>
-      <w:r>
-        <w:rPr>
-          <w:rFonts w:ascii="Times New Roman" w:hAnsi="Times New Roman" w:cs="Times New Roman"/>
-          <w:color w:val="000000" w:themeColor="text1"/>
-          <w:sz w:val="28"/>
-          <w:szCs w:val="28"/>
-        </w:rPr>
-        <w:t xml:space="preserve">, </w:t>
-      </w:r>
-      <w:r>
-        <w:rPr>
-          <w:rFonts w:ascii="Times New Roman" w:hAnsi="Times New Roman" w:cs="Times New Roman"/>
-          <w:color w:val="000000" w:themeColor="text1"/>
-          <w:sz w:val="28"/>
-          <w:szCs w:val="28"/>
-        </w:rPr>
-        <w:t xml:space="preserve">когда </w:t>
-      </w:r>
-      <w:r>
-        <w:rPr>
-          <w:rFonts w:ascii="Times New Roman" w:hAnsi="Times New Roman" w:cs="Times New Roman"/>
-          <w:color w:val="000000" w:themeColor="text1"/>
-          <w:sz w:val="28"/>
-          <w:szCs w:val="28"/>
-        </w:rPr>
-        <w:t xml:space="preserve">в заказе </w:t>
-      </w:r>
-      <w:r>
-        <w:rPr>
-          <w:rFonts w:ascii="Times New Roman" w:hAnsi="Times New Roman" w:cs="Times New Roman"/>
-          <w:color w:val="000000" w:themeColor="text1"/>
-          <w:sz w:val="28"/>
-          <w:szCs w:val="28"/>
-        </w:rPr>
-        <w:t xml:space="preserve">находится </w:t>
-      </w:r>
-      <w:r>
-        <w:rPr>
-          <w:rFonts w:ascii="Times New Roman" w:hAnsi="Times New Roman" w:cs="Times New Roman"/>
-          <w:color w:val="000000" w:themeColor="text1"/>
-          <w:sz w:val="28"/>
-          <w:szCs w:val="28"/>
-        </w:rPr>
-        <w:t>несколько</w:t>
-      </w:r>
-      <w:r>
-        <w:rPr>
-          <w:rFonts w:ascii="Times New Roman" w:hAnsi="Times New Roman" w:cs="Times New Roman"/>
-          <w:color w:val="000000" w:themeColor="text1"/>
-          <w:sz w:val="28"/>
-          <w:szCs w:val="28"/>
-        </w:rPr>
-        <w:t xml:space="preserve"> продуктов</w:t>
-      </w:r>
-      <w:r>
-        <w:rPr>
-          <w:rFonts w:ascii="Times New Roman" w:hAnsi="Times New Roman" w:cs="Times New Roman"/>
-          <w:color w:val="000000" w:themeColor="text1"/>
-          <w:sz w:val="28"/>
-          <w:szCs w:val="28"/>
+          <w:lang w:val="en-US"/>
+        </w:rPr>
+      </w:pPr>
+      <w:r>
+        <w:rPr>
+          <w:rFonts w:ascii="Times New Roman" w:hAnsi="Times New Roman" w:cs="Times New Roman"/>
+          <w:color w:val="000000" w:themeColor="text1"/>
+          <w:sz w:val="28"/>
+          <w:szCs w:val="28"/>
+        </w:rPr>
+        <w:t>Тесты успешно прошли</w:t>
+      </w:r>
+      <w:r>
+        <w:rPr>
+          <w:rFonts w:ascii="Times New Roman" w:hAnsi="Times New Roman" w:cs="Times New Roman"/>
+          <w:color w:val="000000" w:themeColor="text1"/>
+          <w:sz w:val="28"/>
+          <w:szCs w:val="28"/>
+          <w:lang w:val="en-US"/>
         </w:rPr>
         <w:t>:</w:t>
       </w:r>
@@ -1248,36 +1175,189 @@
         <w:overflowPunct/>
         <w:autoSpaceDE/>
         <w:autoSpaceDN/>
-        <w:spacing w:after="160" w:line="360" w:lineRule="auto"/>
+        <w:spacing w:line="360" w:lineRule="auto"/>
         <w:textAlignment w:val="auto"/>
         <w:rPr>
           <w:rFonts w:ascii="Times New Roman" w:hAnsi="Times New Roman" w:cs="Times New Roman"/>
           <w:color w:val="000000" w:themeColor="text1"/>
           <w:sz w:val="28"/>
           <w:szCs w:val="28"/>
-        </w:rPr>
-      </w:pPr>
-      <w:r>
-        <w:rPr>
-          <w:rFonts w:ascii="Times New Roman" w:hAnsi="Times New Roman" w:cs="Times New Roman"/>
-          <w:color w:val="000000" w:themeColor="text1"/>
-          <w:sz w:val="28"/>
-          <w:szCs w:val="28"/>
-        </w:rPr>
-        <w:br w:type="page"/>
-      </w:r>
-      <w:r>
-        <w:rPr>
-          <w:rFonts w:ascii="Times New Roman" w:hAnsi="Times New Roman" w:cs="Times New Roman"/>
+          <w:lang w:val="en-US"/>
+        </w:rPr>
+      </w:pPr>
+      <w:r>
+        <w:rPr>
+          <w:rFonts w:ascii="Times New Roman" w:hAnsi="Times New Roman" w:cs="Times New Roman"/>
+          <w:color w:val="000000" w:themeColor="text1"/>
+          <w:sz w:val="28"/>
+          <w:szCs w:val="28"/>
+          <w:lang w:val="en-US"/>
+        </w:rPr>
+        <w:drawing>
+          <wp:inline distT="0" distB="0" distL="0" distR="0" wp14:anchorId="408EDD0B" wp14:editId="2493457F">
+            <wp:extent cx="5936517" cy="712382"/>
+            <wp:effectExtent l="0" t="0" r="0" b="0"/>
+            <wp:docPr id="1631918257" name="Рисунок 1" descr="Изображение выглядит как текст, снимок экрана, Шрифт&#10;&#10;Контент, сгенерированный ИИ, может содержать ошибки."/>
+            <wp:cNvGraphicFramePr>
+              <a:graphicFrameLocks xmlns:a="http://schemas.openxmlformats.org/drawingml/2006/main" noChangeAspect="1"/>
+            </wp:cNvGraphicFramePr>
+            <a:graphic xmlns:a="http://schemas.openxmlformats.org/drawingml/2006/main">
+              <a:graphicData uri="http://schemas.openxmlformats.org/drawingml/2006/picture">
+                <pic:pic xmlns:pic="http://schemas.openxmlformats.org/drawingml/2006/picture">
+                  <pic:nvPicPr>
+                    <pic:cNvPr id="1631918257" name="Рисунок 1" descr="Изображение выглядит как текст, снимок экрана, Шрифт&#10;&#10;Контент, сгенерированный ИИ, может содержать ошибки."/>
+                    <pic:cNvPicPr/>
+                  </pic:nvPicPr>
+                  <pic:blipFill>
+                    <a:blip r:embed="rId11"/>
+                    <a:stretch>
+                      <a:fillRect/>
+                    </a:stretch>
+                  </pic:blipFill>
+                  <pic:spPr>
+                    <a:xfrm>
+                      <a:off x="0" y="0"/>
+                      <a:ext cx="6098099" cy="731772"/>
+                    </a:xfrm>
+                    <a:prstGeom prst="rect">
+                      <a:avLst/>
+                    </a:prstGeom>
+                  </pic:spPr>
+                </pic:pic>
+              </a:graphicData>
+            </a:graphic>
+          </wp:inline>
+        </w:drawing>
+      </w:r>
+    </w:p>
+    <w:p>
+      <w:pPr>
+        <w:widowControl/>
+        <w:suppressAutoHyphens w:val="0"/>
+        <w:overflowPunct/>
+        <w:autoSpaceDE/>
+        <w:autoSpaceDN/>
+        <w:spacing w:line="360" w:lineRule="auto"/>
+        <w:textAlignment w:val="auto"/>
+        <w:rPr>
+          <w:rFonts w:ascii="Times New Roman" w:hAnsi="Times New Roman" w:cs="Times New Roman"/>
+          <w:color w:val="000000" w:themeColor="text1"/>
+          <w:sz w:val="28"/>
+          <w:szCs w:val="28"/>
+        </w:rPr>
+      </w:pPr>
+      <w:r>
+        <w:rPr>
+          <w:rFonts w:ascii="Times New Roman" w:hAnsi="Times New Roman" w:cs="Times New Roman"/>
+          <w:color w:val="000000" w:themeColor="text1"/>
+          <w:sz w:val="28"/>
+          <w:szCs w:val="28"/>
+        </w:rPr>
+        <w:t>Для репозитория заказов добави</w:t>
+      </w:r>
+      <w:r>
+        <w:rPr>
+          <w:rFonts w:ascii="Times New Roman" w:hAnsi="Times New Roman" w:cs="Times New Roman"/>
+          <w:color w:val="000000" w:themeColor="text1"/>
+          <w:sz w:val="28"/>
+          <w:szCs w:val="28"/>
+        </w:rPr>
+        <w:t>л</w:t>
+      </w:r>
+      <w:r>
+        <w:rPr>
+          <w:rFonts w:ascii="Times New Roman" w:hAnsi="Times New Roman" w:cs="Times New Roman"/>
+          <w:color w:val="000000" w:themeColor="text1"/>
+          <w:sz w:val="28"/>
+          <w:szCs w:val="28"/>
+        </w:rPr>
+        <w:t xml:space="preserve"> тесты создания, обновления, получения списка, получения конкретного заказа и удаления. При этом </w:t>
+      </w:r>
+      <w:r>
+        <w:rPr>
+          <w:rFonts w:ascii="Times New Roman" w:hAnsi="Times New Roman" w:cs="Times New Roman"/>
+          <w:color w:val="000000" w:themeColor="text1"/>
+          <w:sz w:val="28"/>
+          <w:szCs w:val="28"/>
+        </w:rPr>
+        <w:t>учёл случай</w:t>
+      </w:r>
+      <w:r>
+        <w:rPr>
+          <w:rFonts w:ascii="Times New Roman" w:hAnsi="Times New Roman" w:cs="Times New Roman"/>
+          <w:color w:val="000000" w:themeColor="text1"/>
+          <w:sz w:val="28"/>
+          <w:szCs w:val="28"/>
+        </w:rPr>
+        <w:t xml:space="preserve">, </w:t>
+      </w:r>
+      <w:r>
+        <w:rPr>
+          <w:rFonts w:ascii="Times New Roman" w:hAnsi="Times New Roman" w:cs="Times New Roman"/>
+          <w:color w:val="000000" w:themeColor="text1"/>
+          <w:sz w:val="28"/>
+          <w:szCs w:val="28"/>
+        </w:rPr>
+        <w:t xml:space="preserve">когда </w:t>
+      </w:r>
+      <w:r>
+        <w:rPr>
+          <w:rFonts w:ascii="Times New Roman" w:hAnsi="Times New Roman" w:cs="Times New Roman"/>
+          <w:color w:val="000000" w:themeColor="text1"/>
+          <w:sz w:val="28"/>
+          <w:szCs w:val="28"/>
+        </w:rPr>
+        <w:t xml:space="preserve">в заказе </w:t>
+      </w:r>
+      <w:r>
+        <w:rPr>
+          <w:rFonts w:ascii="Times New Roman" w:hAnsi="Times New Roman" w:cs="Times New Roman"/>
+          <w:color w:val="000000" w:themeColor="text1"/>
+          <w:sz w:val="28"/>
+          <w:szCs w:val="28"/>
+        </w:rPr>
+        <w:t xml:space="preserve">находится </w:t>
+      </w:r>
+      <w:r>
+        <w:rPr>
+          <w:rFonts w:ascii="Times New Roman" w:hAnsi="Times New Roman" w:cs="Times New Roman"/>
+          <w:color w:val="000000" w:themeColor="text1"/>
+          <w:sz w:val="28"/>
+          <w:szCs w:val="28"/>
+        </w:rPr>
+        <w:t>несколько</w:t>
+      </w:r>
+      <w:r>
+        <w:rPr>
+          <w:rFonts w:ascii="Times New Roman" w:hAnsi="Times New Roman" w:cs="Times New Roman"/>
+          <w:color w:val="000000" w:themeColor="text1"/>
+          <w:sz w:val="28"/>
+          <w:szCs w:val="28"/>
+        </w:rPr>
+        <w:t xml:space="preserve"> продуктов</w:t>
+      </w:r>
+      <w:r>
+        <w:rPr>
+          <w:rFonts w:ascii="Times New Roman" w:hAnsi="Times New Roman" w:cs="Times New Roman"/>
+          <w:color w:val="000000" w:themeColor="text1"/>
+          <w:sz w:val="28"/>
+          <w:szCs w:val="28"/>
+        </w:rPr>
+        <w:t>:</w:t>
+      </w:r>
+      <w:r>
+        <w:rPr>
+          <w:rFonts w:ascii="Times New Roman" w:hAnsi="Times New Roman" w:cs="Times New Roman"/>
+          <w:noProof/>
           <w:color w:val="000000" w:themeColor="text1"/>
           <w:sz w:val="28"/>
           <w:szCs w:val="28"/>
         </w:rPr>
         <w:lastRenderedPageBreak/>
         <w:drawing>
-          <wp:inline distT="0" distB="0" distL="0" distR="0" wp14:anchorId="11A66052" wp14:editId="15808355">
-            <wp:extent cx="5570290" cy="6761796"/>
-            <wp:effectExtent l="0" t="0" r="5080" b="0"/>
+          <wp:inline distT="0" distB="0" distL="0" distR="0" wp14:anchorId="11A66052" wp14:editId="3635124C">
+            <wp:extent cx="5507665" cy="6685776"/>
+            <wp:effectExtent l="0" t="0" r="4445" b="0"/>
             <wp:docPr id="1793292768" name="Рисунок 1" descr="Изображение выглядит как текст, снимок экрана, программное обеспечение&#10;&#10;Контент, сгенерированный ИИ, может содержать ошибки."/>
             <wp:cNvGraphicFramePr>
               <a:graphicFrameLocks xmlns:a="http://schemas.openxmlformats.org/drawingml/2006/main" noChangeAspect="1"/>
@@ -1290,7 +1370,7 @@
                     <pic:cNvPicPr/>
                   </pic:nvPicPr>
                   <pic:blipFill>
-                    <a:blip r:embed="rId11"/>
+                    <a:blip r:embed="rId12"/>
                     <a:stretch>
                       <a:fillRect/>
                     </a:stretch>
@@ -1298,7 +1378,7 @@
                   <pic:spPr>
                     <a:xfrm>
                       <a:off x="0" y="0"/>
-                      <a:ext cx="5575141" cy="6767684"/>
+                      <a:ext cx="5534665" cy="6718551"/>
                     </a:xfrm>
                     <a:prstGeom prst="rect">
                       <a:avLst/>
@@ -1320,14 +1400,15 @@
       <w:r>
         <w:rPr>
           <w:rFonts w:ascii="Times New Roman" w:hAnsi="Times New Roman" w:cs="Times New Roman"/>
+          <w:noProof/>
           <w:color w:val="000000" w:themeColor="text1"/>
           <w:sz w:val="28"/>
           <w:szCs w:val="28"/>
         </w:rPr>
         <w:lastRenderedPageBreak/>
         <w:drawing>
-          <wp:inline distT="0" distB="0" distL="0" distR="0" wp14:anchorId="4DF382A6" wp14:editId="503ACC46">
-            <wp:extent cx="5196307" cy="4395831"/>
+          <wp:inline distT="0" distB="0" distL="0" distR="0" wp14:anchorId="4DF382A6" wp14:editId="7E0A4915">
+            <wp:extent cx="4776120" cy="4040372"/>
             <wp:effectExtent l="0" t="0" r="0" b="0"/>
             <wp:docPr id="149982041" name="Рисунок 1" descr="Изображение выглядит как текст, снимок экрана, программное обеспечение&#10;&#10;Контент, сгенерированный ИИ, может содержать ошибки."/>
             <wp:cNvGraphicFramePr>
@@ -1341,7 +1422,7 @@
                     <pic:cNvPicPr/>
                   </pic:nvPicPr>
                   <pic:blipFill>
-                    <a:blip r:embed="rId12"/>
+                    <a:blip r:embed="rId13"/>
                     <a:stretch>
                       <a:fillRect/>
                     </a:stretch>
@@ -1349,7 +1430,7 @@
                   <pic:spPr>
                     <a:xfrm>
                       <a:off x="0" y="0"/>
-                      <a:ext cx="5209212" cy="4406748"/>
+                      <a:ext cx="4800866" cy="4061306"/>
                     </a:xfrm>
                     <a:prstGeom prst="rect">
                       <a:avLst/>
@@ -1374,9 +1455,9 @@
           <w14:ligatures w14:val="standardContextual"/>
         </w:rPr>
         <w:drawing>
-          <wp:inline distT="0" distB="0" distL="0" distR="0" wp14:anchorId="5B6C2B6B" wp14:editId="6580CD46">
-            <wp:extent cx="5209563" cy="4222488"/>
-            <wp:effectExtent l="0" t="0" r="0" b="0"/>
+          <wp:inline distT="0" distB="0" distL="0" distR="0" wp14:anchorId="5B6C2B6B" wp14:editId="414E1DFA">
+            <wp:extent cx="4731488" cy="3834995"/>
+            <wp:effectExtent l="0" t="0" r="5715" b="635"/>
             <wp:docPr id="1004790848" name="Рисунок 1" descr="Изображение выглядит как текст, снимок экрана, программное обеспечение&#10;&#10;Контент, сгенерированный ИИ, может содержать ошибки."/>
             <wp:cNvGraphicFramePr>
               <a:graphicFrameLocks xmlns:a="http://schemas.openxmlformats.org/drawingml/2006/main" noChangeAspect="1"/>
@@ -1389,7 +1470,7 @@
                     <pic:cNvPicPr/>
                   </pic:nvPicPr>
                   <pic:blipFill>
-                    <a:blip r:embed="rId13"/>
+                    <a:blip r:embed="rId14"/>
                     <a:stretch>
                       <a:fillRect/>
                     </a:stretch>
@@ -1397,7 +1478,7 @@
                   <pic:spPr>
                     <a:xfrm>
                       <a:off x="0" y="0"/>
-                      <a:ext cx="5215660" cy="4227429"/>
+                      <a:ext cx="4744194" cy="3845294"/>
                     </a:xfrm>
                     <a:prstGeom prst="rect">
                       <a:avLst/>
@@ -1412,8 +1493,302 @@
     </w:p>
     <w:p>
       <w:pPr>
+        <w:widowControl/>
+        <w:suppressAutoHyphens w:val="0"/>
+        <w:overflowPunct/>
+        <w:autoSpaceDE/>
+        <w:autoSpaceDN/>
+        <w:spacing w:line="360" w:lineRule="auto"/>
+        <w:textAlignment w:val="auto"/>
+        <w:rPr>
+          <w:rFonts w:ascii="Times New Roman" w:hAnsi="Times New Roman" w:cs="Times New Roman"/>
+          <w:color w:val="000000" w:themeColor="text1"/>
+          <w:sz w:val="28"/>
+          <w:szCs w:val="28"/>
+        </w:rPr>
+      </w:pPr>
+      <w:r>
+        <w:rPr>
+          <w:rFonts w:ascii="Times New Roman" w:hAnsi="Times New Roman" w:cs="Times New Roman"/>
+          <w:color w:val="000000" w:themeColor="text1"/>
+          <w:sz w:val="28"/>
+          <w:szCs w:val="28"/>
+        </w:rPr>
+        <w:t>Тесты успешно прошли</w:t>
+      </w:r>
+      <w:r>
+        <w:rPr>
+          <w:rFonts w:ascii="Times New Roman" w:hAnsi="Times New Roman" w:cs="Times New Roman"/>
+          <w:color w:val="000000" w:themeColor="text1"/>
+          <w:sz w:val="28"/>
+          <w:szCs w:val="28"/>
+          <w:lang w:val="en-US"/>
+        </w:rPr>
+        <w:t>:</w:t>
+      </w:r>
+    </w:p>
+    <w:p>
+      <w:pPr>
+        <w:widowControl/>
+        <w:suppressAutoHyphens w:val="0"/>
+        <w:overflowPunct/>
+        <w:autoSpaceDE/>
+        <w:autoSpaceDN/>
+        <w:spacing w:line="360" w:lineRule="auto"/>
+        <w:textAlignment w:val="auto"/>
+        <w:rPr>
+          <w:rFonts w:ascii="Times New Roman" w:hAnsi="Times New Roman" w:cs="Times New Roman"/>
+          <w:color w:val="000000" w:themeColor="text1"/>
+          <w:sz w:val="28"/>
+          <w:szCs w:val="28"/>
+          <w:lang w:val="en-US"/>
+        </w:rPr>
+      </w:pPr>
+      <w:r>
+        <w:rPr>
+          <w:rFonts w:ascii="Times New Roman" w:hAnsi="Times New Roman" w:cs="Times New Roman"/>
+          <w:color w:val="000000" w:themeColor="text1"/>
+          <w:sz w:val="28"/>
+          <w:szCs w:val="28"/>
+        </w:rPr>
+        <w:drawing>
+          <wp:inline distT="0" distB="0" distL="0" distR="0" wp14:anchorId="318EF9EE" wp14:editId="255FEE81">
+            <wp:extent cx="5940425" cy="391160"/>
+            <wp:effectExtent l="0" t="0" r="3175" b="2540"/>
+            <wp:docPr id="285850167" name="Рисунок 1"/>
+            <wp:cNvGraphicFramePr>
+              <a:graphicFrameLocks xmlns:a="http://schemas.openxmlformats.org/drawingml/2006/main" noChangeAspect="1"/>
+            </wp:cNvGraphicFramePr>
+            <a:graphic xmlns:a="http://schemas.openxmlformats.org/drawingml/2006/main">
+              <a:graphicData uri="http://schemas.openxmlformats.org/drawingml/2006/picture">
+                <pic:pic xmlns:pic="http://schemas.openxmlformats.org/drawingml/2006/picture">
+                  <pic:nvPicPr>
+                    <pic:cNvPr id="285850167" name=""/>
+                    <pic:cNvPicPr/>
+                  </pic:nvPicPr>
+                  <pic:blipFill>
+                    <a:blip r:embed="rId15"/>
+                    <a:stretch>
+                      <a:fillRect/>
+                    </a:stretch>
+                  </pic:blipFill>
+                  <pic:spPr>
+                    <a:xfrm>
+                      <a:off x="0" y="0"/>
+                      <a:ext cx="5940425" cy="391160"/>
+                    </a:xfrm>
+                    <a:prstGeom prst="rect">
+                      <a:avLst/>
+                    </a:prstGeom>
+                  </pic:spPr>
+                </pic:pic>
+              </a:graphicData>
+            </a:graphic>
+          </wp:inline>
+        </w:drawing>
+      </w:r>
+    </w:p>
+    <w:p>
+      <w:pPr>
+        <w:widowControl/>
+        <w:suppressAutoHyphens w:val="0"/>
+        <w:overflowPunct/>
+        <w:autoSpaceDE/>
+        <w:autoSpaceDN/>
+        <w:spacing w:line="360" w:lineRule="auto"/>
+        <w:textAlignment w:val="auto"/>
+        <w:rPr>
+          <w:rFonts w:ascii="Times New Roman" w:hAnsi="Times New Roman" w:cs="Times New Roman"/>
+          <w:color w:val="000000" w:themeColor="text1"/>
+          <w:sz w:val="28"/>
+          <w:szCs w:val="28"/>
+        </w:rPr>
+      </w:pPr>
+      <w:r>
+        <w:rPr>
+          <w:rFonts w:ascii="Times New Roman" w:hAnsi="Times New Roman" w:cs="Times New Roman"/>
+          <w:color w:val="000000" w:themeColor="text1"/>
+          <w:sz w:val="28"/>
+          <w:szCs w:val="28"/>
+        </w:rPr>
+        <w:t>Для репозитория продуктов аналогично</w:t>
+      </w:r>
+      <w:r>
+        <w:rPr>
+          <w:rFonts w:ascii="Times New Roman" w:hAnsi="Times New Roman" w:cs="Times New Roman"/>
+          <w:color w:val="000000" w:themeColor="text1"/>
+          <w:sz w:val="28"/>
+          <w:szCs w:val="28"/>
+          <w:lang w:val="en-US"/>
+        </w:rPr>
+        <w:t>:</w:t>
+      </w:r>
+    </w:p>
+    <w:p>
+      <w:pPr>
+        <w:widowControl/>
+        <w:suppressAutoHyphens w:val="0"/>
+        <w:overflowPunct/>
+        <w:autoSpaceDE/>
+        <w:autoSpaceDN/>
+        <w:spacing w:line="360" w:lineRule="auto"/>
+        <w:textAlignment w:val="auto"/>
+        <w:rPr>
+          <w:rFonts w:ascii="Times New Roman" w:hAnsi="Times New Roman" w:cs="Times New Roman"/>
+          <w:color w:val="000000" w:themeColor="text1"/>
+          <w:sz w:val="28"/>
+          <w:szCs w:val="28"/>
+        </w:rPr>
+      </w:pPr>
+      <w:r>
+        <w:rPr>
+          <w:rFonts w:ascii="Times New Roman" w:hAnsi="Times New Roman" w:cs="Times New Roman"/>
+          <w:color w:val="000000" w:themeColor="text1"/>
+          <w:sz w:val="28"/>
+          <w:szCs w:val="28"/>
+          <w:lang w:val="en-US"/>
+        </w:rPr>
+        <w:lastRenderedPageBreak/>
+        <w:drawing>
+          <wp:inline distT="0" distB="0" distL="0" distR="0" wp14:anchorId="4EDEDABD" wp14:editId="66080AD9">
+            <wp:extent cx="4360180" cy="7708605"/>
+            <wp:effectExtent l="0" t="0" r="0" b="635"/>
+            <wp:docPr id="263100874" name="Рисунок 1" descr="Изображение выглядит как текст, снимок экрана, программное обеспечение&#10;&#10;Контент, сгенерированный ИИ, может содержать ошибки."/>
+            <wp:cNvGraphicFramePr>
+              <a:graphicFrameLocks xmlns:a="http://schemas.openxmlformats.org/drawingml/2006/main" noChangeAspect="1"/>
+            </wp:cNvGraphicFramePr>
+            <a:graphic xmlns:a="http://schemas.openxmlformats.org/drawingml/2006/main">
+              <a:graphicData uri="http://schemas.openxmlformats.org/drawingml/2006/picture">
+                <pic:pic xmlns:pic="http://schemas.openxmlformats.org/drawingml/2006/picture">
+                  <pic:nvPicPr>
+                    <pic:cNvPr id="263100874" name="Рисунок 1" descr="Изображение выглядит как текст, снимок экрана, программное обеспечение&#10;&#10;Контент, сгенерированный ИИ, может содержать ошибки."/>
+                    <pic:cNvPicPr/>
+                  </pic:nvPicPr>
+                  <pic:blipFill>
+                    <a:blip r:embed="rId16"/>
+                    <a:stretch>
+                      <a:fillRect/>
+                    </a:stretch>
+                  </pic:blipFill>
+                  <pic:spPr>
+                    <a:xfrm>
+                      <a:off x="0" y="0"/>
+                      <a:ext cx="4370123" cy="7726183"/>
+                    </a:xfrm>
+                    <a:prstGeom prst="rect">
+                      <a:avLst/>
+                    </a:prstGeom>
+                  </pic:spPr>
+                </pic:pic>
+              </a:graphicData>
+            </a:graphic>
+          </wp:inline>
+        </w:drawing>
+      </w:r>
+    </w:p>
+    <w:p>
+      <w:pPr>
+        <w:widowControl/>
+        <w:suppressAutoHyphens w:val="0"/>
+        <w:overflowPunct/>
+        <w:autoSpaceDE/>
+        <w:autoSpaceDN/>
+        <w:spacing w:line="360" w:lineRule="auto"/>
+        <w:textAlignment w:val="auto"/>
+        <w:rPr>
+          <w:rFonts w:ascii="Times New Roman" w:hAnsi="Times New Roman" w:cs="Times New Roman"/>
+          <w:color w:val="000000" w:themeColor="text1"/>
+          <w:sz w:val="28"/>
+          <w:szCs w:val="28"/>
+          <w:lang w:val="en-US"/>
+        </w:rPr>
+      </w:pPr>
+      <w:r>
+        <w:rPr>
+          <w:rFonts w:ascii="Times New Roman" w:hAnsi="Times New Roman" w:cs="Times New Roman"/>
+          <w:color w:val="000000" w:themeColor="text1"/>
+          <w:sz w:val="28"/>
+          <w:szCs w:val="28"/>
+        </w:rPr>
+        <w:t>Тесты успешно прошли</w:t>
+      </w:r>
+      <w:r>
+        <w:rPr>
+          <w:rFonts w:ascii="Times New Roman" w:hAnsi="Times New Roman" w:cs="Times New Roman"/>
+          <w:color w:val="000000" w:themeColor="text1"/>
+          <w:sz w:val="28"/>
+          <w:szCs w:val="28"/>
+          <w:lang w:val="en-US"/>
+        </w:rPr>
+        <w:t>:</w:t>
+      </w:r>
+    </w:p>
+    <w:p>
+      <w:pPr>
+        <w:widowControl/>
+        <w:suppressAutoHyphens w:val="0"/>
+        <w:overflowPunct/>
+        <w:autoSpaceDE/>
+        <w:autoSpaceDN/>
+        <w:spacing w:line="360" w:lineRule="auto"/>
+        <w:textAlignment w:val="auto"/>
+        <w:rPr>
+          <w:rFonts w:ascii="Times New Roman" w:hAnsi="Times New Roman" w:cs="Times New Roman"/>
+          <w:color w:val="000000" w:themeColor="text1"/>
+          <w:sz w:val="28"/>
+          <w:szCs w:val="28"/>
+          <w:lang w:val="en-US"/>
+        </w:rPr>
+      </w:pPr>
+      <w:r>
+        <w:rPr>
+          <w:rFonts w:ascii="Times New Roman" w:hAnsi="Times New Roman" w:cs="Times New Roman"/>
+          <w:color w:val="000000" w:themeColor="text1"/>
+          <w:sz w:val="28"/>
+          <w:szCs w:val="28"/>
+          <w:lang w:val="en-US"/>
+        </w:rPr>
+        <w:drawing>
+          <wp:inline distT="0" distB="0" distL="0" distR="0" wp14:anchorId="26FAA354" wp14:editId="79673EC4">
+            <wp:extent cx="5295900" cy="482600"/>
+            <wp:effectExtent l="0" t="0" r="0" b="0"/>
+            <wp:docPr id="1008582419" name="Рисунок 1" descr="Изображение выглядит как текст, снимок экрана, Шрифт, черный&#10;&#10;Контент, сгенерированный ИИ, может содержать ошибки."/>
+            <wp:cNvGraphicFramePr>
+              <a:graphicFrameLocks xmlns:a="http://schemas.openxmlformats.org/drawingml/2006/main" noChangeAspect="1"/>
+            </wp:cNvGraphicFramePr>
+            <a:graphic xmlns:a="http://schemas.openxmlformats.org/drawingml/2006/main">
+              <a:graphicData uri="http://schemas.openxmlformats.org/drawingml/2006/picture">
+                <pic:pic xmlns:pic="http://schemas.openxmlformats.org/drawingml/2006/picture">
+                  <pic:nvPicPr>
+                    <pic:cNvPr id="1008582419" name="Рисунок 1" descr="Изображение выглядит как текст, снимок экрана, Шрифт, черный&#10;&#10;Контент, сгенерированный ИИ, может содержать ошибки."/>
+                    <pic:cNvPicPr/>
+                  </pic:nvPicPr>
+                  <pic:blipFill>
+                    <a:blip r:embed="rId17"/>
+                    <a:stretch>
+                      <a:fillRect/>
+                    </a:stretch>
+                  </pic:blipFill>
+                  <pic:spPr>
+                    <a:xfrm>
+                      <a:off x="0" y="0"/>
+                      <a:ext cx="5295900" cy="482600"/>
+                    </a:xfrm>
+                    <a:prstGeom prst="rect">
+                      <a:avLst/>
+                    </a:prstGeom>
+                  </pic:spPr>
+                </pic:pic>
+              </a:graphicData>
+            </a:graphic>
+          </wp:inline>
+        </w:drawing>
+      </w:r>
+    </w:p>
+    <w:p>
+      <w:pPr>
         <w:pStyle w:val="2"/>
-        <w:spacing w:line="360" w:lineRule="auto"/>
+        <w:spacing w:before="0" w:after="0" w:line="360" w:lineRule="auto"/>
         <w:rPr>
           <w:rFonts w:ascii="Times New Roman" w:hAnsi="Times New Roman" w:cs="Times New Roman"/>
           <w:b/>
@@ -1432,7 +1807,6 @@
           <w:sz w:val="28"/>
           <w:szCs w:val="28"/>
         </w:rPr>
-        <w:lastRenderedPageBreak/>
         <w:t>3. Тестируем сервисный слой</w:t>
       </w:r>
     </w:p>
@@ -1444,7 +1818,6 @@
           <w:color w:val="000000" w:themeColor="text1"/>
           <w:sz w:val="28"/>
           <w:szCs w:val="28"/>
-          <w:lang w:val="en-US"/>
         </w:rPr>
       </w:pPr>
       <w:proofErr w:type="gramStart"/>
@@ -1492,7 +1865,17 @@
           <w:sz w:val="28"/>
           <w:szCs w:val="28"/>
         </w:rPr>
-        <w:t xml:space="preserve"> как работает сервисный слой не взаимодействуя с БД</w:t>
+        <w:t xml:space="preserve"> как работает сервисный слой не взаимодействуя с </w:t>
+      </w:r>
+      <w:r>
+        <w:rPr>
+          <w:rFonts w:ascii="Times New Roman" w:hAnsi="Times New Roman" w:cs="Times New Roman"/>
+          <w:color w:val="000000" w:themeColor="text1"/>
+          <w:sz w:val="28"/>
+          <w:szCs w:val="28"/>
+        </w:rPr>
+        <w:lastRenderedPageBreak/>
+        <w:t>БД</w:t>
       </w:r>
       <w:r>
         <w:rPr>
@@ -1512,23 +1895,13 @@
           <w:color w:val="000000" w:themeColor="text1"/>
           <w:sz w:val="28"/>
           <w:szCs w:val="28"/>
-        </w:rPr>
-      </w:pPr>
-    </w:p>
-    <w:p>
-      <w:pPr>
-        <w:spacing w:line="360" w:lineRule="auto"/>
-        <w:rPr>
-          <w:rFonts w:ascii="Times New Roman" w:hAnsi="Times New Roman" w:cs="Times New Roman"/>
-          <w:color w:val="000000" w:themeColor="text1"/>
-          <w:sz w:val="28"/>
-          <w:szCs w:val="28"/>
           <w:lang w:val="en-US"/>
         </w:rPr>
       </w:pPr>
       <w:r>
         <w:rPr>
           <w:rFonts w:ascii="Times New Roman" w:hAnsi="Times New Roman" w:cs="Times New Roman"/>
+          <w:noProof/>
           <w:color w:val="000000" w:themeColor="text1"/>
           <w:sz w:val="28"/>
           <w:szCs w:val="28"/>
@@ -1550,7 +1923,7 @@
                     <pic:cNvPicPr/>
                   </pic:nvPicPr>
                   <pic:blipFill>
-                    <a:blip r:embed="rId14"/>
+                    <a:blip r:embed="rId18"/>
                     <a:stretch>
                       <a:fillRect/>
                     </a:stretch>
@@ -1590,7 +1963,7 @@
         <w:overflowPunct/>
         <w:autoSpaceDE/>
         <w:autoSpaceDN/>
-        <w:spacing w:after="160" w:line="360" w:lineRule="auto"/>
+        <w:spacing w:line="360" w:lineRule="auto"/>
         <w:textAlignment w:val="auto"/>
         <w:rPr>
           <w:rFonts w:ascii="Times New Roman" w:hAnsi="Times New Roman" w:cs="Times New Roman"/>
@@ -1603,6 +1976,7 @@
       <w:r>
         <w:rPr>
           <w:rFonts w:ascii="Times New Roman" w:hAnsi="Times New Roman" w:cs="Times New Roman"/>
+          <w:noProof/>
           <w:color w:val="000000" w:themeColor="text1"/>
           <w:sz w:val="28"/>
           <w:szCs w:val="28"/>
@@ -1625,7 +1999,7 @@
                     <pic:cNvPicPr/>
                   </pic:nvPicPr>
                   <pic:blipFill>
-                    <a:blip r:embed="rId15"/>
+                    <a:blip r:embed="rId19"/>
                     <a:stretch>
                       <a:fillRect/>
                     </a:stretch>
@@ -1653,16 +2027,34 @@
         <w:overflowPunct/>
         <w:autoSpaceDE/>
         <w:autoSpaceDN/>
-        <w:spacing w:after="160" w:line="360" w:lineRule="auto"/>
+        <w:spacing w:line="360" w:lineRule="auto"/>
         <w:textAlignment w:val="auto"/>
         <w:rPr>
           <w:rFonts w:ascii="Times New Roman" w:hAnsi="Times New Roman" w:cs="Times New Roman"/>
           <w:color w:val="000000" w:themeColor="text1"/>
           <w:sz w:val="28"/>
           <w:szCs w:val="28"/>
+        </w:rPr>
+      </w:pPr>
+      <w:r>
+        <w:rPr>
+          <w:rFonts w:ascii="Times New Roman" w:hAnsi="Times New Roman" w:cs="Times New Roman"/>
+          <w:color w:val="000000" w:themeColor="text1"/>
+          <w:sz w:val="28"/>
+          <w:szCs w:val="28"/>
+        </w:rPr>
+        <w:t>Тесты успешно прошли</w:t>
+      </w:r>
+      <w:r>
+        <w:rPr>
+          <w:rFonts w:ascii="Times New Roman" w:hAnsi="Times New Roman" w:cs="Times New Roman"/>
+          <w:color w:val="000000" w:themeColor="text1"/>
+          <w:sz w:val="28"/>
+          <w:szCs w:val="28"/>
           <w:lang w:val="en-US"/>
         </w:rPr>
-      </w:pPr>
+        <w:t>:</w:t>
+      </w:r>
     </w:p>
     <w:p>
       <w:pPr>
@@ -1671,29 +2063,91 @@
         <w:overflowPunct/>
         <w:autoSpaceDE/>
         <w:autoSpaceDN/>
-        <w:spacing w:after="160" w:line="360" w:lineRule="auto"/>
+        <w:spacing w:line="360" w:lineRule="auto"/>
         <w:textAlignment w:val="auto"/>
         <w:rPr>
-          <w:rFonts w:ascii="Times New Roman" w:eastAsiaTheme="majorEastAsia" w:hAnsi="Times New Roman" w:cs="Times New Roman"/>
-          <w:color w:val="000000" w:themeColor="text1"/>
-          <w:sz w:val="28"/>
-          <w:szCs w:val="28"/>
-        </w:rPr>
-      </w:pPr>
-      <w:r>
-        <w:rPr>
-          <w:rFonts w:ascii="Times New Roman" w:hAnsi="Times New Roman" w:cs="Times New Roman"/>
-          <w:color w:val="000000" w:themeColor="text1"/>
-          <w:sz w:val="28"/>
-          <w:szCs w:val="28"/>
-        </w:rPr>
-        <w:br w:type="page"/>
+          <w:rFonts w:ascii="Times New Roman" w:hAnsi="Times New Roman" w:cs="Times New Roman"/>
+          <w:color w:val="000000" w:themeColor="text1"/>
+          <w:sz w:val="28"/>
+          <w:szCs w:val="28"/>
+          <w:lang w:val="en-US"/>
+        </w:rPr>
+      </w:pPr>
+      <w:r>
+        <w:rPr>
+          <w:rFonts w:ascii="Times New Roman" w:hAnsi="Times New Roman" w:cs="Times New Roman"/>
+          <w:color w:val="000000" w:themeColor="text1"/>
+          <w:sz w:val="28"/>
+          <w:szCs w:val="28"/>
+          <w:lang w:val="en-US"/>
+        </w:rPr>
+        <w:drawing>
+          <wp:inline distT="0" distB="0" distL="0" distR="0" wp14:anchorId="530FF252" wp14:editId="25D02263">
+            <wp:extent cx="5321300" cy="368300"/>
+            <wp:effectExtent l="0" t="0" r="0" b="0"/>
+            <wp:docPr id="1251788127" name="Рисунок 1"/>
+            <wp:cNvGraphicFramePr>
+              <a:graphicFrameLocks xmlns:a="http://schemas.openxmlformats.org/drawingml/2006/main" noChangeAspect="1"/>
+            </wp:cNvGraphicFramePr>
+            <a:graphic xmlns:a="http://schemas.openxmlformats.org/drawingml/2006/main">
+              <a:graphicData uri="http://schemas.openxmlformats.org/drawingml/2006/picture">
+                <pic:pic xmlns:pic="http://schemas.openxmlformats.org/drawingml/2006/picture">
+                  <pic:nvPicPr>
+                    <pic:cNvPr id="1251788127" name=""/>
+                    <pic:cNvPicPr/>
+                  </pic:nvPicPr>
+                  <pic:blipFill>
+                    <a:blip r:embed="rId20"/>
+                    <a:stretch>
+                      <a:fillRect/>
+                    </a:stretch>
+                  </pic:blipFill>
+                  <pic:spPr>
+                    <a:xfrm>
+                      <a:off x="0" y="0"/>
+                      <a:ext cx="5321300" cy="368300"/>
+                    </a:xfrm>
+                    <a:prstGeom prst="rect">
+                      <a:avLst/>
+                    </a:prstGeom>
+                  </pic:spPr>
+                </pic:pic>
+              </a:graphicData>
+            </a:graphic>
+          </wp:inline>
+        </w:drawing>
       </w:r>
     </w:p>
     <w:p>
       <w:pPr>
+        <w:widowControl/>
+        <w:suppressAutoHyphens w:val="0"/>
+        <w:overflowPunct/>
+        <w:autoSpaceDE/>
+        <w:autoSpaceDN/>
+        <w:spacing w:line="360" w:lineRule="auto"/>
+        <w:textAlignment w:val="auto"/>
+        <w:rPr>
+          <w:rFonts w:ascii="Times New Roman" w:eastAsiaTheme="majorEastAsia" w:hAnsi="Times New Roman" w:cs="Times New Roman"/>
+          <w:color w:val="000000" w:themeColor="text1"/>
+          <w:sz w:val="28"/>
+          <w:szCs w:val="28"/>
+        </w:rPr>
+      </w:pPr>
+      <w:r>
+        <w:rPr>
+          <w:rFonts w:ascii="Times New Roman" w:hAnsi="Times New Roman" w:cs="Times New Roman"/>
+          <w:color w:val="000000" w:themeColor="text1"/>
+          <w:sz w:val="28"/>
+          <w:szCs w:val="28"/>
+        </w:rPr>
+        <w:br w:type="page"/>
+      </w:r>
+    </w:p>
+    <w:p>
+      <w:pPr>
         <w:pStyle w:val="2"/>
-        <w:spacing w:line="360" w:lineRule="auto"/>
+        <w:spacing w:before="0" w:after="0" w:line="360" w:lineRule="auto"/>
         <w:rPr>
           <w:rFonts w:ascii="Times New Roman" w:hAnsi="Times New Roman" w:cs="Times New Roman"/>
           <w:b/>
@@ -1793,7 +2247,6 @@
           <w:color w:val="000000" w:themeColor="text1"/>
           <w:sz w:val="28"/>
           <w:szCs w:val="28"/>
-          <w:lang w:val="en-US"/>
         </w:rPr>
         <w:t>:</w:t>
       </w:r>
@@ -1811,10 +2264,8 @@
       <w:pPr>
         <w:spacing w:line="360" w:lineRule="auto"/>
         <w:rPr>
-          <w:rFonts w:ascii="Times New Roman" w:hAnsi="Times New Roman" w:cs="Times New Roman"/>
-          <w:color w:val="000000" w:themeColor="text1"/>
-          <w:sz w:val="28"/>
-          <w:szCs w:val="28"/>
+          <w:noProof/>
+          <w14:ligatures w14:val="standardContextual"/>
         </w:rPr>
       </w:pPr>
       <w:r>
@@ -1845,7 +2296,7 @@
                     <pic:cNvPicPr/>
                   </pic:nvPicPr>
                   <pic:blipFill>
-                    <a:blip r:embed="rId16"/>
+                    <a:blip r:embed="rId21"/>
                     <a:stretch>
                       <a:fillRect/>
                     </a:stretch>
@@ -1894,7 +2345,7 @@
                     <pic:cNvPicPr/>
                   </pic:nvPicPr>
                   <pic:blipFill>
-                    <a:blip r:embed="rId17"/>
+                    <a:blip r:embed="rId22"/>
                     <a:stretch>
                       <a:fillRect/>
                     </a:stretch>
@@ -1914,20 +2365,98 @@
           </wp:inline>
         </w:drawing>
       </w:r>
-      <w:r>
-        <w:rPr>
-          <w:rFonts w:ascii="Times New Roman" w:hAnsi="Times New Roman" w:cs="Times New Roman"/>
-          <w:color w:val="000000" w:themeColor="text1"/>
-          <w:sz w:val="28"/>
-          <w:szCs w:val="28"/>
-        </w:rPr>
-        <w:br w:type="page"/>
-      </w:r>
     </w:p>
     <w:p>
       <w:pPr>
+        <w:spacing w:line="360" w:lineRule="auto"/>
+        <w:rPr>
+          <w:noProof/>
+          <w14:ligatures w14:val="standardContextual"/>
+        </w:rPr>
+      </w:pPr>
+      <w:r>
+        <w:rPr>
+          <w:noProof/>
+          <w14:ligatures w14:val="standardContextual"/>
+        </w:rPr>
+        <w:t>Тесты успешно прошли</w:t>
+      </w:r>
+      <w:r>
+        <w:rPr>
+          <w:noProof/>
+          <w:lang w:val="en-US"/>
+          <w14:ligatures w14:val="standardContextual"/>
+        </w:rPr>
+        <w:t>:</w:t>
+      </w:r>
+    </w:p>
+    <w:p>
+      <w:pPr>
+        <w:spacing w:line="360" w:lineRule="auto"/>
+        <w:rPr>
+          <w:rFonts w:ascii="Times New Roman" w:hAnsi="Times New Roman" w:cs="Times New Roman"/>
+          <w:color w:val="000000" w:themeColor="text1"/>
+          <w:sz w:val="28"/>
+          <w:szCs w:val="28"/>
+        </w:rPr>
+      </w:pPr>
+      <w:r>
+        <w:rPr>
+          <w:rFonts w:ascii="Times New Roman" w:hAnsi="Times New Roman" w:cs="Times New Roman"/>
+          <w:color w:val="000000" w:themeColor="text1"/>
+          <w:sz w:val="28"/>
+          <w:szCs w:val="28"/>
+        </w:rPr>
+        <w:drawing>
+          <wp:inline distT="0" distB="0" distL="0" distR="0" wp14:anchorId="6F24919F" wp14:editId="1528E12A">
+            <wp:extent cx="5323608" cy="637953"/>
+            <wp:effectExtent l="0" t="0" r="0" b="0"/>
+            <wp:docPr id="68157383" name="Рисунок 1"/>
+            <wp:cNvGraphicFramePr>
+              <a:graphicFrameLocks xmlns:a="http://schemas.openxmlformats.org/drawingml/2006/main" noChangeAspect="1"/>
+            </wp:cNvGraphicFramePr>
+            <a:graphic xmlns:a="http://schemas.openxmlformats.org/drawingml/2006/main">
+              <a:graphicData uri="http://schemas.openxmlformats.org/drawingml/2006/picture">
+                <pic:pic xmlns:pic="http://schemas.openxmlformats.org/drawingml/2006/picture">
+                  <pic:nvPicPr>
+                    <pic:cNvPr id="68157383" name=""/>
+                    <pic:cNvPicPr/>
+                  </pic:nvPicPr>
+                  <pic:blipFill>
+                    <a:blip r:embed="rId23"/>
+                    <a:stretch>
+                      <a:fillRect/>
+                    </a:stretch>
+                  </pic:blipFill>
+                  <pic:spPr>
+                    <a:xfrm>
+                      <a:off x="0" y="0"/>
+                      <a:ext cx="5419277" cy="649417"/>
+                    </a:xfrm>
+                    <a:prstGeom prst="rect">
+                      <a:avLst/>
+                    </a:prstGeom>
+                  </pic:spPr>
+                </pic:pic>
+              </a:graphicData>
+            </a:graphic>
+          </wp:inline>
+        </w:drawing>
+      </w:r>
+      <w:r>
+        <w:rPr>
+          <w:rFonts w:ascii="Times New Roman" w:hAnsi="Times New Roman" w:cs="Times New Roman"/>
+          <w:color w:val="000000" w:themeColor="text1"/>
+          <w:sz w:val="28"/>
+          <w:szCs w:val="28"/>
+        </w:rPr>
+        <w:br w:type="page"/>
+      </w:r>
+    </w:p>
+    <w:p>
+      <w:pPr>
         <w:pStyle w:val="2"/>
-        <w:spacing w:line="360" w:lineRule="auto"/>
+        <w:spacing w:before="0" w:after="0" w:line="360" w:lineRule="auto"/>
         <w:rPr>
           <w:rFonts w:ascii="Times New Roman" w:hAnsi="Times New Roman" w:cs="Times New Roman"/>
           <w:color w:val="000000" w:themeColor="text1"/>
@@ -2013,13 +2542,9 @@
       </w:r>
     </w:p>
     <w:p>
-      <w:pPr>
-        <w:rPr>
-          <w:lang w:val="en-US"/>
-        </w:rPr>
-      </w:pPr>
-      <w:r>
-        <w:rPr>
+      <w:r>
+        <w:rPr>
+          <w:noProof/>
           <w:lang w:val="en-US"/>
         </w:rPr>
         <w:drawing>
@@ -2038,7 +2563,7 @@
                     <pic:cNvPicPr/>
                   </pic:nvPicPr>
                   <pic:blipFill>
-                    <a:blip r:embed="rId18"/>
+                    <a:blip r:embed="rId24"/>
                     <a:stretch>
                       <a:fillRect/>
                     </a:stretch>
@@ -2059,6 +2584,7 @@
         </w:drawing>
       </w:r>
     </w:p>
+    <w:p/>
     <w:p>
       <w:pPr>
         <w:spacing w:line="360" w:lineRule="auto"/>
@@ -2111,7 +2637,7 @@
         <w:overflowPunct/>
         <w:autoSpaceDE/>
         <w:autoSpaceDN/>
-        <w:spacing w:after="160" w:line="360" w:lineRule="auto"/>
+        <w:spacing w:line="360" w:lineRule="auto"/>
         <w:textAlignment w:val="auto"/>
         <w:rPr>
           <w:rFonts w:ascii="Times New Roman" w:hAnsi="Times New Roman" w:cs="Times New Roman"/>
@@ -2123,6 +2649,7 @@
       <w:r>
         <w:rPr>
           <w:rFonts w:ascii="Times New Roman" w:hAnsi="Times New Roman" w:cs="Times New Roman"/>
+          <w:noProof/>
           <w:color w:val="000000" w:themeColor="text1"/>
           <w:sz w:val="28"/>
           <w:szCs w:val="28"/>
@@ -2143,7 +2670,7 @@
                     <pic:cNvPicPr/>
                   </pic:nvPicPr>
                   <pic:blipFill>
-                    <a:blip r:embed="rId19"/>
+                    <a:blip r:embed="rId25"/>
                     <a:stretch>
                       <a:fillRect/>
                     </a:stretch>
@@ -2171,14 +2698,13 @@
         <w:overflowPunct/>
         <w:autoSpaceDE/>
         <w:autoSpaceDN/>
-        <w:spacing w:after="160" w:line="360" w:lineRule="auto"/>
+        <w:spacing w:line="360" w:lineRule="auto"/>
         <w:textAlignment w:val="auto"/>
         <w:rPr>
           <w:rFonts w:ascii="Times New Roman" w:hAnsi="Times New Roman" w:cs="Times New Roman"/>
           <w:color w:val="000000" w:themeColor="text1"/>
           <w:sz w:val="32"/>
           <w:szCs w:val="32"/>
-          <w:lang w:val="en-US"/>
         </w:rPr>
       </w:pPr>
       <w:r>
@@ -2196,14 +2722,14 @@
     <w:p>
       <w:pPr>
         <w:pStyle w:val="ac"/>
-        <w:spacing w:line="360" w:lineRule="auto"/>
-        <w:rPr>
-          <w:color w:val="000000" w:themeColor="text1"/>
-          <w:sz w:val="28"/>
-          <w:szCs w:val="28"/>
-        </w:rPr>
-      </w:pPr>
-      <w:hyperlink r:id="rId20" w:history="1">
+        <w:spacing w:before="0" w:beforeAutospacing="0" w:after="0" w:afterAutospacing="0" w:line="360" w:lineRule="auto"/>
+        <w:rPr>
+          <w:color w:val="000000" w:themeColor="text1"/>
+          <w:sz w:val="28"/>
+          <w:szCs w:val="28"/>
+        </w:rPr>
+      </w:pPr>
+      <w:hyperlink r:id="rId26" w:history="1">
         <w:r>
           <w:rPr>
             <w:rStyle w:val="ad"/>
@@ -2218,7 +2744,7 @@
     <w:p>
       <w:pPr>
         <w:pStyle w:val="ac"/>
-        <w:spacing w:line="360" w:lineRule="auto"/>
+        <w:spacing w:before="0" w:beforeAutospacing="0" w:after="0" w:afterAutospacing="0" w:line="360" w:lineRule="auto"/>
         <w:rPr>
           <w:b/>
           <w:bCs/>
@@ -2241,7 +2767,7 @@
     <w:p>
       <w:pPr>
         <w:pStyle w:val="ac"/>
-        <w:spacing w:line="360" w:lineRule="auto"/>
+        <w:spacing w:before="0" w:beforeAutospacing="0" w:after="0" w:afterAutospacing="0" w:line="360" w:lineRule="auto"/>
         <w:rPr>
           <w:color w:val="000000" w:themeColor="text1"/>
           <w:sz w:val="28"/>
@@ -2386,7 +2912,7 @@
     <w:p>
       <w:pPr>
         <w:pStyle w:val="ac"/>
-        <w:spacing w:line="360" w:lineRule="auto"/>
+        <w:spacing w:before="0" w:beforeAutospacing="0" w:after="0" w:afterAutospacing="0" w:line="360" w:lineRule="auto"/>
         <w:rPr>
           <w:color w:val="000000" w:themeColor="text1"/>
           <w:sz w:val="28"/>
@@ -2403,7 +2929,6 @@
           <w:sz w:val="28"/>
           <w:szCs w:val="28"/>
         </w:rPr>
-        <w:lastRenderedPageBreak/>
         <w:t xml:space="preserve">2) Как работает </w:t>
       </w:r>
       <w:proofErr w:type="spellStart"/>
@@ -2490,13 +3015,22 @@
           <w:sz w:val="28"/>
           <w:szCs w:val="28"/>
         </w:rPr>
-        <w:t xml:space="preserve"> гоняет запросы к приложению “внутри процесса” (без реального сети/порта), поэтому тесты быстрее и стабильнее. Плюс удобно подменять зависимости (DI), проверять коды/тело ответа, и всё запускается как обычный тестовый сценарий.</w:t>
+        <w:t xml:space="preserve"> гоняет запросы к приложению “внутри процесса” (без реального сети/порта), поэтому тесты быстрее и стабильнее. Плюс удобно подменять </w:t>
+      </w:r>
+      <w:r>
+        <w:rPr>
+          <w:color w:val="000000" w:themeColor="text1"/>
+          <w:sz w:val="28"/>
+          <w:szCs w:val="28"/>
+        </w:rPr>
+        <w:lastRenderedPageBreak/>
+        <w:t>зависимости (DI), проверять коды/тело ответа, и всё запускается как обычный тестовый сценарий.</w:t>
       </w:r>
     </w:p>
     <w:p>
       <w:pPr>
         <w:pStyle w:val="ac"/>
-        <w:spacing w:line="360" w:lineRule="auto"/>
+        <w:spacing w:before="0" w:beforeAutospacing="0" w:after="0" w:afterAutospacing="0" w:line="360" w:lineRule="auto"/>
         <w:rPr>
           <w:color w:val="000000" w:themeColor="text1"/>
           <w:sz w:val="28"/>
@@ -2587,7 +3121,7 @@
     <w:p>
       <w:pPr>
         <w:pStyle w:val="ac"/>
-        <w:spacing w:line="360" w:lineRule="auto"/>
+        <w:spacing w:before="0" w:beforeAutospacing="0" w:after="0" w:afterAutospacing="0" w:line="360" w:lineRule="auto"/>
         <w:rPr>
           <w:color w:val="000000" w:themeColor="text1"/>
           <w:sz w:val="28"/>
@@ -2824,7 +3358,7 @@
     <w:p>
       <w:pPr>
         <w:pStyle w:val="ac"/>
-        <w:spacing w:line="360" w:lineRule="auto"/>
+        <w:spacing w:before="0" w:beforeAutospacing="0" w:after="0" w:afterAutospacing="0" w:line="360" w:lineRule="auto"/>
         <w:rPr>
           <w:color w:val="000000" w:themeColor="text1"/>
           <w:sz w:val="28"/>
@@ -3127,7 +3661,7 @@
     <w:p>
       <w:pPr>
         <w:pStyle w:val="ac"/>
-        <w:spacing w:line="360" w:lineRule="auto"/>
+        <w:spacing w:before="0" w:beforeAutospacing="0" w:after="0" w:afterAutospacing="0" w:line="360" w:lineRule="auto"/>
         <w:rPr>
           <w:color w:val="000000" w:themeColor="text1"/>
           <w:sz w:val="28"/>
@@ -3268,7 +3802,7 @@
     <w:p>
       <w:pPr>
         <w:pStyle w:val="ac"/>
-        <w:spacing w:line="360" w:lineRule="auto"/>
+        <w:spacing w:before="0" w:beforeAutospacing="0" w:after="0" w:afterAutospacing="0" w:line="360" w:lineRule="auto"/>
         <w:rPr>
           <w:color w:val="000000" w:themeColor="text1"/>
           <w:sz w:val="28"/>
@@ -3292,16 +3826,7 @@
           <w:szCs w:val="28"/>
         </w:rPr>
         <w:br/>
-        <w:t xml:space="preserve">Тестирование показало, где приложение реально может ломаться: на граничных случаях заказов (пустые позиции, неверные количества, нехватка товара), на корректности изменений в БД и на стабильности API-контрактов. </w:t>
-      </w:r>
-      <w:r>
-        <w:rPr>
-          <w:color w:val="000000" w:themeColor="text1"/>
-          <w:sz w:val="28"/>
-          <w:szCs w:val="28"/>
-        </w:rPr>
-        <w:lastRenderedPageBreak/>
-        <w:t xml:space="preserve">Отдельная тестовая БД и </w:t>
+        <w:t xml:space="preserve">Тестирование показало, где приложение реально может ломаться: на граничных случаях заказов (пустые позиции, неверные количества, нехватка товара), на корректности изменений в БД и на стабильности API-контрактов. Отдельная тестовая БД и </w:t>
       </w:r>
       <w:proofErr w:type="spellStart"/>
       <w:r>
@@ -4718,6 +5243,7 @@
   <w:style w:type="character" w:default="1" w:styleId="a0">
     <w:name w:val="Default Paragraph Font"/>
     <w:uiPriority w:val="1"/>
+    <w:semiHidden/>
     <w:unhideWhenUsed/>
   </w:style>
   <w:style w:type="table" w:default="1" w:styleId="a1">
